--- a/2026083_PedroNetto_MLearningHDip_CA1_ Assessment Cover Sheet.docx
+++ b/2026083_PedroNetto_MLearningHDip_CA1_ Assessment Cover Sheet.docx
@@ -462,6 +462,24 @@
         <w:pStyle w:val="Ttulo2"/>
       </w:pPr>
       <w:r>
+        <w:t>Video presentation</w:t>
+      </w:r>
+    </w:p>
+    <w:p>
+      <w:hyperlink r:id="rId9" w:history="1">
+        <w:r>
+          <w:rPr>
+            <w:rStyle w:val="Hyperlink"/>
+          </w:rPr>
+          <w:t>https://drive.google.com/file/d/1AiLhMGiCwi90xtsBbabAQXGX5rl4uzL6/view?usp=drive_link</w:t>
+        </w:r>
+      </w:hyperlink>
+    </w:p>
+    <w:p>
+      <w:pPr>
+        <w:pStyle w:val="Ttulo2"/>
+      </w:pPr>
+      <w:r>
         <w:t>Declaration of AI Use — AI Fluency Framework</w:t>
       </w:r>
     </w:p>
@@ -646,7 +664,7 @@
         </w:rPr>
         <w:t xml:space="preserve">Adapted from the </w:t>
       </w:r>
-      <w:hyperlink r:id="rId9">
+      <w:hyperlink r:id="rId10">
         <w:r>
           <w:rPr>
             <w:i/>
@@ -699,7 +717,7 @@
         </w:numPr>
         <w:spacing w:after="80"/>
         <w:sectPr>
-          <w:footerReference w:type="default" r:id="rId10"/>
+          <w:footerReference w:type="default" r:id="rId11"/>
           <w:pgSz w:w="11906" w:h="16838"/>
           <w:pgMar w:top="1134" w:right="1134" w:bottom="1134" w:left="1134" w:header="708" w:footer="708" w:gutter="0"/>
           <w:pgNumType w:start="1"/>
@@ -1737,10 +1755,7 @@
       </w:pPr>
       <w:r>
         <w:lastRenderedPageBreak/>
-        <w:t>Appendix</w:t>
-      </w:r>
-      <w:r>
-        <w:t>: Prompts Used on IA</w:t>
+        <w:t>Appendix: Prompts Used on IA</w:t>
       </w:r>
     </w:p>
     <w:p>
@@ -1765,6 +1780,9 @@
         <w:pStyle w:val="PargrafodaLista"/>
       </w:pPr>
       <w:r>
+        <w:rPr>
+          <w:noProof/>
+        </w:rPr>
         <w:drawing>
           <wp:inline distT="0" distB="0" distL="0" distR="0" wp14:anchorId="64180858" wp14:editId="29121F2B">
             <wp:extent cx="7193280" cy="5039399"/>
@@ -1781,7 +1799,7 @@
                     <pic:cNvPicPr/>
                   </pic:nvPicPr>
                   <pic:blipFill>
-                    <a:blip r:embed="rId11"/>
+                    <a:blip r:embed="rId12"/>
                     <a:stretch>
                       <a:fillRect/>
                     </a:stretch>
@@ -1837,6 +1855,9 @@
         <w:pStyle w:val="PargrafodaLista"/>
       </w:pPr>
       <w:r>
+        <w:rPr>
+          <w:noProof/>
+        </w:rPr>
         <w:drawing>
           <wp:inline distT="0" distB="0" distL="0" distR="0" wp14:anchorId="09BE3C02" wp14:editId="6210C83B">
             <wp:extent cx="6187976" cy="3215919"/>
@@ -1853,7 +1874,7 @@
                     <pic:cNvPicPr/>
                   </pic:nvPicPr>
                   <pic:blipFill>
-                    <a:blip r:embed="rId12"/>
+                    <a:blip r:embed="rId13"/>
                     <a:stretch>
                       <a:fillRect/>
                     </a:stretch>
@@ -1953,6 +1974,9 @@
         <w:t>”</w:t>
       </w:r>
       <w:r>
+        <w:rPr>
+          <w:noProof/>
+        </w:rPr>
         <w:drawing>
           <wp:inline distT="0" distB="0" distL="0" distR="0" wp14:anchorId="69BEF227" wp14:editId="53271E14">
             <wp:extent cx="7147560" cy="5713543"/>
@@ -1969,7 +1993,7 @@
                     <pic:cNvPicPr/>
                   </pic:nvPicPr>
                   <pic:blipFill>
-                    <a:blip r:embed="rId13"/>
+                    <a:blip r:embed="rId14"/>
                     <a:stretch>
                       <a:fillRect/>
                     </a:stretch>
@@ -1989,6 +2013,11 @@
           </wp:inline>
         </w:drawing>
       </w:r>
+    </w:p>
+    <w:p>
+      <w:pPr>
+        <w:pStyle w:val="Ttulo3"/>
+      </w:pPr>
     </w:p>
     <w:sectPr>
       <w:pgSz w:w="16838" w:h="11906" w:orient="landscape"/>
@@ -2887,6 +2916,7 @@
   <w:style w:type="character" w:default="1" w:styleId="Fontepargpadro">
     <w:name w:val="Default Paragraph Font"/>
     <w:uiPriority w:val="1"/>
+    <w:semiHidden/>
     <w:unhideWhenUsed/>
   </w:style>
   <w:style w:type="table" w:default="1" w:styleId="Tabelanormal">
@@ -3104,6 +3134,29 @@
       <w:ind w:left="720"/>
       <w:contextualSpacing/>
     </w:pPr>
+  </w:style>
+  <w:style w:type="character" w:styleId="Hyperlink">
+    <w:name w:val="Hyperlink"/>
+    <w:basedOn w:val="Fontepargpadro"/>
+    <w:uiPriority w:val="99"/>
+    <w:unhideWhenUsed/>
+    <w:rsid w:val="00EA2150"/>
+    <w:rPr>
+      <w:color w:val="0000FF" w:themeColor="hyperlink"/>
+      <w:u w:val="single"/>
+    </w:rPr>
+  </w:style>
+  <w:style w:type="character" w:styleId="MenoPendente">
+    <w:name w:val="Unresolved Mention"/>
+    <w:basedOn w:val="Fontepargpadro"/>
+    <w:uiPriority w:val="99"/>
+    <w:semiHidden/>
+    <w:unhideWhenUsed/>
+    <w:rsid w:val="00EA2150"/>
+    <w:rPr>
+      <w:color w:val="605E5C"/>
+      <w:shd w:val="clear" w:color="auto" w:fill="E1DFDD"/>
+    </w:rPr>
   </w:style>
 </w:styles>
 </file>
